--- a/Design a Travel Planning App.docx
+++ b/Design a Travel Planning App.docx
@@ -23,7 +23,7 @@
     <w:p>
       <w:r>
         <w:pict w14:anchorId="43BB6DC9">
-          <v:rect id="_x0000_i1253" style="width:0;height:1.5pt" o:hralign="center" o:hrstd="t" o:hr="t" fillcolor="#a0a0a0" stroked="f"/>
+          <v:rect id="_x0000_i1025" style="width:0;height:1.5pt" o:hralign="center" o:hrstd="t" o:hr="t" fillcolor="#a0a0a0" stroked="f"/>
         </w:pict>
       </w:r>
     </w:p>
@@ -141,7 +141,7 @@
     <w:p>
       <w:r>
         <w:pict w14:anchorId="086F810A">
-          <v:rect id="_x0000_i1254" style="width:0;height:1.5pt" o:hralign="center" o:hrstd="t" o:hr="t" fillcolor="#a0a0a0" stroked="f"/>
+          <v:rect id="_x0000_i1026" style="width:0;height:1.5pt" o:hralign="center" o:hrstd="t" o:hr="t" fillcolor="#a0a0a0" stroked="f"/>
         </w:pict>
       </w:r>
     </w:p>
@@ -235,7 +235,7 @@
     <w:p>
       <w:r>
         <w:pict w14:anchorId="38B623AA">
-          <v:rect id="_x0000_i1255" style="width:0;height:1.5pt" o:hralign="center" o:hrstd="t" o:hr="t" fillcolor="#a0a0a0" stroked="f"/>
+          <v:rect id="_x0000_i1027" style="width:0;height:1.5pt" o:hralign="center" o:hrstd="t" o:hr="t" fillcolor="#a0a0a0" stroked="f"/>
         </w:pict>
       </w:r>
     </w:p>
@@ -332,7 +332,7 @@
     <w:p>
       <w:r>
         <w:pict w14:anchorId="3E831217">
-          <v:rect id="_x0000_i1256" style="width:0;height:1.5pt" o:hralign="center" o:hrstd="t" o:hr="t" fillcolor="#a0a0a0" stroked="f"/>
+          <v:rect id="_x0000_i1028" style="width:0;height:1.5pt" o:hralign="center" o:hrstd="t" o:hr="t" fillcolor="#a0a0a0" stroked="f"/>
         </w:pict>
       </w:r>
     </w:p>
@@ -381,7 +381,7 @@
     <w:p>
       <w:r>
         <w:pict w14:anchorId="4559D452">
-          <v:rect id="_x0000_i1257" style="width:0;height:1.5pt" o:hralign="center" o:hrstd="t" o:hr="t" fillcolor="#a0a0a0" stroked="f"/>
+          <v:rect id="_x0000_i1029" style="width:0;height:1.5pt" o:hralign="center" o:hrstd="t" o:hr="t" fillcolor="#a0a0a0" stroked="f"/>
         </w:pict>
       </w:r>
     </w:p>
@@ -430,7 +430,7 @@
     <w:p>
       <w:r>
         <w:pict w14:anchorId="22333112">
-          <v:rect id="_x0000_i1258" style="width:0;height:1.5pt" o:hralign="center" o:hrstd="t" o:hr="t" fillcolor="#a0a0a0" stroked="f"/>
+          <v:rect id="_x0000_i1030" style="width:0;height:1.5pt" o:hralign="center" o:hrstd="t" o:hr="t" fillcolor="#a0a0a0" stroked="f"/>
         </w:pict>
       </w:r>
     </w:p>
@@ -490,7 +490,7 @@
     <w:p>
       <w:r>
         <w:pict w14:anchorId="20EE4CDE">
-          <v:rect id="_x0000_i1259" style="width:0;height:1.5pt" o:hralign="center" o:hrstd="t" o:hr="t" fillcolor="#a0a0a0" stroked="f"/>
+          <v:rect id="_x0000_i1031" style="width:0;height:1.5pt" o:hralign="center" o:hrstd="t" o:hr="t" fillcolor="#a0a0a0" stroked="f"/>
         </w:pict>
       </w:r>
     </w:p>
@@ -520,7 +520,7 @@
     <w:p>
       <w:r>
         <w:pict w14:anchorId="7107A581">
-          <v:rect id="_x0000_i1260" style="width:0;height:1.5pt" o:hralign="center" o:hrstd="t" o:hr="t" fillcolor="#a0a0a0" stroked="f"/>
+          <v:rect id="_x0000_i1032" style="width:0;height:1.5pt" o:hralign="center" o:hrstd="t" o:hr="t" fillcolor="#a0a0a0" stroked="f"/>
         </w:pict>
       </w:r>
     </w:p>
@@ -617,7 +617,7 @@
       <w:r>
         <w:lastRenderedPageBreak/>
         <w:pict w14:anchorId="4D65434B">
-          <v:rect id="_x0000_i1261" style="width:0;height:1.5pt" o:hralign="center" o:hrstd="t" o:hr="t" fillcolor="#a0a0a0" stroked="f"/>
+          <v:rect id="_x0000_i1033" style="width:0;height:1.5pt" o:hralign="center" o:hrstd="t" o:hr="t" fillcolor="#a0a0a0" stroked="f"/>
         </w:pict>
       </w:r>
     </w:p>
@@ -659,7 +659,7 @@
     <w:p>
       <w:r>
         <w:pict w14:anchorId="40D370C8">
-          <v:rect id="_x0000_i1262" style="width:0;height:1.5pt" o:hralign="center" o:hrstd="t" o:hr="t" fillcolor="#a0a0a0" stroked="f"/>
+          <v:rect id="_x0000_i1034" style="width:0;height:1.5pt" o:hralign="center" o:hrstd="t" o:hr="t" fillcolor="#a0a0a0" stroked="f"/>
         </w:pict>
       </w:r>
     </w:p>
@@ -724,7 +724,7 @@
     <w:p>
       <w:r>
         <w:pict w14:anchorId="0A9A8F03">
-          <v:rect id="_x0000_i1263" style="width:0;height:1.5pt" o:hralign="center" o:hrstd="t" o:hr="t" fillcolor="#a0a0a0" stroked="f"/>
+          <v:rect id="_x0000_i1035" style="width:0;height:1.5pt" o:hralign="center" o:hrstd="t" o:hr="t" fillcolor="#a0a0a0" stroked="f"/>
         </w:pict>
       </w:r>
     </w:p>
@@ -751,7 +751,7 @@
     <w:p>
       <w:r>
         <w:pict w14:anchorId="666D1E36">
-          <v:rect id="_x0000_i1264" style="width:0;height:1.5pt" o:hralign="center" o:hrstd="t" o:hr="t" fillcolor="#a0a0a0" stroked="f"/>
+          <v:rect id="_x0000_i1036" style="width:0;height:1.5pt" o:hralign="center" o:hrstd="t" o:hr="t" fillcolor="#a0a0a0" stroked="f"/>
         </w:pict>
       </w:r>
     </w:p>
@@ -788,7 +788,7 @@
     <w:p>
       <w:r>
         <w:pict w14:anchorId="032CD955">
-          <v:rect id="_x0000_i1265" style="width:0;height:1.5pt" o:hralign="center" o:hrstd="t" o:hr="t" fillcolor="#a0a0a0" stroked="f"/>
+          <v:rect id="_x0000_i1037" style="width:0;height:1.5pt" o:hralign="center" o:hrstd="t" o:hr="t" fillcolor="#a0a0a0" stroked="f"/>
         </w:pict>
       </w:r>
     </w:p>
@@ -1022,7 +1022,7 @@
     <w:p>
       <w:r>
         <w:pict w14:anchorId="6A9A51F1">
-          <v:rect id="_x0000_i1266" style="width:0;height:1.5pt" o:hralign="center" o:hrstd="t" o:hr="t" fillcolor="#a0a0a0" stroked="f"/>
+          <v:rect id="_x0000_i1038" style="width:0;height:1.5pt" o:hralign="center" o:hrstd="t" o:hr="t" fillcolor="#a0a0a0" stroked="f"/>
         </w:pict>
       </w:r>
     </w:p>
@@ -1075,7 +1075,7 @@
     <w:p>
       <w:r>
         <w:pict w14:anchorId="3D467002">
-          <v:rect id="_x0000_i1267" style="width:0;height:1.5pt" o:hralign="center" o:hrstd="t" o:hr="t" fillcolor="#a0a0a0" stroked="f"/>
+          <v:rect id="_x0000_i1039" style="width:0;height:1.5pt" o:hralign="center" o:hrstd="t" o:hr="t" fillcolor="#a0a0a0" stroked="f"/>
         </w:pict>
       </w:r>
     </w:p>
@@ -1106,7 +1106,7 @@
     <w:p>
       <w:r>
         <w:pict w14:anchorId="5243C4F5">
-          <v:rect id="_x0000_i1268" style="width:0;height:1.5pt" o:hralign="center" o:hrstd="t" o:hr="t" fillcolor="#a0a0a0" stroked="f"/>
+          <v:rect id="_x0000_i1040" style="width:0;height:1.5pt" o:hralign="center" o:hrstd="t" o:hr="t" fillcolor="#a0a0a0" stroked="f"/>
         </w:pict>
       </w:r>
     </w:p>
@@ -1177,7 +1177,7 @@
     <w:p>
       <w:r>
         <w:pict w14:anchorId="0CE7C8BE">
-          <v:rect id="_x0000_i1269" style="width:0;height:1.5pt" o:hralign="center" o:hrstd="t" o:hr="t" fillcolor="#a0a0a0" stroked="f"/>
+          <v:rect id="_x0000_i1041" style="width:0;height:1.5pt" o:hralign="center" o:hrstd="t" o:hr="t" fillcolor="#a0a0a0" stroked="f"/>
         </w:pict>
       </w:r>
     </w:p>
@@ -1265,7 +1265,7 @@
       <w:r>
         <w:lastRenderedPageBreak/>
         <w:pict w14:anchorId="330CDD6B">
-          <v:rect id="_x0000_i1270" style="width:0;height:1.5pt" o:hralign="center" o:hrstd="t" o:hr="t" fillcolor="#a0a0a0" stroked="f"/>
+          <v:rect id="_x0000_i1042" style="width:0;height:1.5pt" o:hralign="center" o:hrstd="t" o:hr="t" fillcolor="#a0a0a0" stroked="f"/>
         </w:pict>
       </w:r>
     </w:p>
@@ -1330,7 +1330,7 @@
     <w:p>
       <w:r>
         <w:pict w14:anchorId="0F9714C9">
-          <v:rect id="_x0000_i1271" style="width:0;height:1.5pt" o:hralign="center" o:hrstd="t" o:hr="t" fillcolor="#a0a0a0" stroked="f"/>
+          <v:rect id="_x0000_i1043" style="width:0;height:1.5pt" o:hralign="center" o:hrstd="t" o:hr="t" fillcolor="#a0a0a0" stroked="f"/>
         </w:pict>
       </w:r>
     </w:p>
@@ -1545,7 +1545,7 @@
     <w:p>
       <w:r>
         <w:pict w14:anchorId="32051E5D">
-          <v:rect id="_x0000_i1272" style="width:0;height:1.5pt" o:hralign="center" o:hrstd="t" o:hr="t" fillcolor="#a0a0a0" stroked="f"/>
+          <v:rect id="_x0000_i1044" style="width:0;height:1.5pt" o:hralign="center" o:hrstd="t" o:hr="t" fillcolor="#a0a0a0" stroked="f"/>
         </w:pict>
       </w:r>
     </w:p>
@@ -1610,7 +1610,7 @@
     <w:p>
       <w:r>
         <w:pict w14:anchorId="096AAA3C">
-          <v:rect id="_x0000_i1273" style="width:0;height:1.5pt" o:hralign="center" o:hrstd="t" o:hr="t" fillcolor="#a0a0a0" stroked="f"/>
+          <v:rect id="_x0000_i1045" style="width:0;height:1.5pt" o:hralign="center" o:hrstd="t" o:hr="t" fillcolor="#a0a0a0" stroked="f"/>
         </w:pict>
       </w:r>
     </w:p>
@@ -1670,7 +1670,7 @@
     <w:p>
       <w:r>
         <w:pict w14:anchorId="5C11681B">
-          <v:rect id="_x0000_i1274" style="width:0;height:1.5pt" o:hralign="center" o:hrstd="t" o:hr="t" fillcolor="#a0a0a0" stroked="f"/>
+          <v:rect id="_x0000_i1046" style="width:0;height:1.5pt" o:hralign="center" o:hrstd="t" o:hr="t" fillcolor="#a0a0a0" stroked="f"/>
         </w:pict>
       </w:r>
     </w:p>
@@ -1741,7 +1741,7 @@
     <w:p>
       <w:r>
         <w:pict w14:anchorId="22D3C960">
-          <v:rect id="_x0000_i1275" style="width:0;height:1.5pt" o:hralign="center" o:hrstd="t" o:hr="t" fillcolor="#a0a0a0" stroked="f"/>
+          <v:rect id="_x0000_i1047" style="width:0;height:1.5pt" o:hralign="center" o:hrstd="t" o:hr="t" fillcolor="#a0a0a0" stroked="f"/>
         </w:pict>
       </w:r>
     </w:p>
@@ -1768,7 +1768,7 @@
     <w:p>
       <w:r>
         <w:pict w14:anchorId="31E11B21">
-          <v:rect id="_x0000_i1276" style="width:0;height:1.5pt" o:hralign="center" o:hrstd="t" o:hr="t" fillcolor="#a0a0a0" stroked="f"/>
+          <v:rect id="_x0000_i1048" style="width:0;height:1.5pt" o:hralign="center" o:hrstd="t" o:hr="t" fillcolor="#a0a0a0" stroked="f"/>
         </w:pict>
       </w:r>
     </w:p>
@@ -1810,7 +1810,7 @@
     <w:p>
       <w:r>
         <w:pict w14:anchorId="23DA7DC2">
-          <v:rect id="_x0000_i1277" style="width:0;height:1.5pt" o:hralign="center" o:hrstd="t" o:hr="t" fillcolor="#a0a0a0" stroked="f"/>
+          <v:rect id="_x0000_i1049" style="width:0;height:1.5pt" o:hralign="center" o:hrstd="t" o:hr="t" fillcolor="#a0a0a0" stroked="f"/>
         </w:pict>
       </w:r>
     </w:p>
@@ -1837,7 +1837,7 @@
     <w:p>
       <w:r>
         <w:pict w14:anchorId="10173ADF">
-          <v:rect id="_x0000_i1278" style="width:0;height:1.5pt" o:hralign="center" o:hrstd="t" o:hr="t" fillcolor="#a0a0a0" stroked="f"/>
+          <v:rect id="_x0000_i1050" style="width:0;height:1.5pt" o:hralign="center" o:hrstd="t" o:hr="t" fillcolor="#a0a0a0" stroked="f"/>
         </w:pict>
       </w:r>
     </w:p>
@@ -1887,7 +1887,7 @@
     <w:p>
       <w:r>
         <w:pict w14:anchorId="663A23BF">
-          <v:rect id="_x0000_i1279" style="width:0;height:1.5pt" o:hralign="center" o:hrstd="t" o:hr="t" fillcolor="#a0a0a0" stroked="f"/>
+          <v:rect id="_x0000_i1051" style="width:0;height:1.5pt" o:hralign="center" o:hrstd="t" o:hr="t" fillcolor="#a0a0a0" stroked="f"/>
         </w:pict>
       </w:r>
     </w:p>
@@ -1914,7 +1914,7 @@
     <w:p>
       <w:r>
         <w:pict w14:anchorId="5F7A5311">
-          <v:rect id="_x0000_i1280" style="width:0;height:1.5pt" o:hralign="center" o:hrstd="t" o:hr="t" fillcolor="#a0a0a0" stroked="f"/>
+          <v:rect id="_x0000_i1052" style="width:0;height:1.5pt" o:hralign="center" o:hrstd="t" o:hr="t" fillcolor="#a0a0a0" stroked="f"/>
         </w:pict>
       </w:r>
     </w:p>
@@ -1941,7 +1941,7 @@
     <w:p>
       <w:r>
         <w:pict w14:anchorId="72D1969A">
-          <v:rect id="_x0000_i1281" style="width:0;height:1.5pt" o:hralign="center" o:hrstd="t" o:hr="t" fillcolor="#a0a0a0" stroked="f"/>
+          <v:rect id="_x0000_i1053" style="width:0;height:1.5pt" o:hralign="center" o:hrstd="t" o:hr="t" fillcolor="#a0a0a0" stroked="f"/>
         </w:pict>
       </w:r>
     </w:p>
@@ -1968,7 +1968,7 @@
     <w:p>
       <w:r>
         <w:pict w14:anchorId="6D8B9392">
-          <v:rect id="_x0000_i1282" style="width:0;height:1.5pt" o:hralign="center" o:hrstd="t" o:hr="t" fillcolor="#a0a0a0" stroked="f"/>
+          <v:rect id="_x0000_i1054" style="width:0;height:1.5pt" o:hralign="center" o:hrstd="t" o:hr="t" fillcolor="#a0a0a0" stroked="f"/>
         </w:pict>
       </w:r>
     </w:p>
@@ -2011,7 +2011,7 @@
     <w:p>
       <w:r>
         <w:pict w14:anchorId="1EA92B2C">
-          <v:rect id="_x0000_i1283" style="width:0;height:1.5pt" o:hralign="center" o:hrstd="t" o:hr="t" fillcolor="#a0a0a0" stroked="f"/>
+          <v:rect id="_x0000_i1055" style="width:0;height:1.5pt" o:hralign="center" o:hrstd="t" o:hr="t" fillcolor="#a0a0a0" stroked="f"/>
         </w:pict>
       </w:r>
     </w:p>
@@ -2038,7 +2038,7 @@
     <w:p>
       <w:r>
         <w:pict w14:anchorId="5AE9F673">
-          <v:rect id="_x0000_i1284" style="width:0;height:1.5pt" o:hralign="center" o:hrstd="t" o:hr="t" fillcolor="#a0a0a0" stroked="f"/>
+          <v:rect id="_x0000_i1056" style="width:0;height:1.5pt" o:hralign="center" o:hrstd="t" o:hr="t" fillcolor="#a0a0a0" stroked="f"/>
         </w:pict>
       </w:r>
     </w:p>
@@ -2110,7 +2110,7 @@
     <w:p>
       <w:r>
         <w:pict w14:anchorId="5CA06DD8">
-          <v:rect id="_x0000_i1285" style="width:0;height:1.5pt" o:hralign="center" o:hrstd="t" o:hr="t" fillcolor="#a0a0a0" stroked="f"/>
+          <v:rect id="_x0000_i1057" style="width:0;height:1.5pt" o:hralign="center" o:hrstd="t" o:hr="t" fillcolor="#a0a0a0" stroked="f"/>
         </w:pict>
       </w:r>
     </w:p>
@@ -2205,7 +2205,7 @@
     <w:p>
       <w:r>
         <w:pict w14:anchorId="11A2F008">
-          <v:rect id="_x0000_i1286" style="width:0;height:1.5pt" o:hralign="center" o:hrstd="t" o:hr="t" fillcolor="#a0a0a0" stroked="f"/>
+          <v:rect id="_x0000_i1058" style="width:0;height:1.5pt" o:hralign="center" o:hrstd="t" o:hr="t" fillcolor="#a0a0a0" stroked="f"/>
         </w:pict>
       </w:r>
     </w:p>
@@ -2283,7 +2283,7 @@
     <w:p>
       <w:r>
         <w:pict w14:anchorId="32DF2059">
-          <v:rect id="_x0000_i1287" style="width:0;height:1.5pt" o:hralign="center" o:hrstd="t" o:hr="t" fillcolor="#a0a0a0" stroked="f"/>
+          <v:rect id="_x0000_i1059" style="width:0;height:1.5pt" o:hralign="center" o:hrstd="t" o:hr="t" fillcolor="#a0a0a0" stroked="f"/>
         </w:pict>
       </w:r>
     </w:p>
@@ -2338,7 +2338,7 @@
     <w:p>
       <w:r>
         <w:pict w14:anchorId="34E8CE13">
-          <v:rect id="_x0000_i1288" style="width:0;height:1.5pt" o:hralign="center" o:hrstd="t" o:hr="t" fillcolor="#a0a0a0" stroked="f"/>
+          <v:rect id="_x0000_i1060" style="width:0;height:1.5pt" o:hralign="center" o:hrstd="t" o:hr="t" fillcolor="#a0a0a0" stroked="f"/>
         </w:pict>
       </w:r>
     </w:p>
@@ -2392,7 +2392,7 @@
     <w:p>
       <w:r>
         <w:pict w14:anchorId="62367D47">
-          <v:rect id="_x0000_i1289" style="width:0;height:1.5pt" o:hralign="center" o:hrstd="t" o:hr="t" fillcolor="#a0a0a0" stroked="f"/>
+          <v:rect id="_x0000_i1061" style="width:0;height:1.5pt" o:hralign="center" o:hrstd="t" o:hr="t" fillcolor="#a0a0a0" stroked="f"/>
         </w:pict>
       </w:r>
     </w:p>
@@ -2534,7 +2534,7 @@
     <w:p>
       <w:r>
         <w:pict w14:anchorId="5F70E67B">
-          <v:rect id="_x0000_i1290" style="width:0;height:1.5pt" o:hralign="center" o:hrstd="t" o:hr="t" fillcolor="#a0a0a0" stroked="f"/>
+          <v:rect id="_x0000_i1062" style="width:0;height:1.5pt" o:hralign="center" o:hrstd="t" o:hr="t" fillcolor="#a0a0a0" stroked="f"/>
         </w:pict>
       </w:r>
     </w:p>
@@ -2555,10 +2555,33 @@
     </w:p>
     <w:p>
       <w:r>
-        <w:t xml:space="preserve">"I would design an AI-powered travel planning app that helps users create personalized itineraries, manage budgets, collaborate with travel companions, and book travel services in one place. </w:t>
-      </w:r>
-    </w:p>
-    <w:p/>
+        <w:t>"I would design an AI-powered travel planning app that helps travel</w:t>
+      </w:r>
+      <w:r>
+        <w:t>l</w:t>
+      </w:r>
+      <w:r>
+        <w:t xml:space="preserve">ers plan trips from destination selection to itinerary creation, booking, and budget management. After </w:t>
+      </w:r>
+      <w:proofErr w:type="spellStart"/>
+      <w:r>
+        <w:t>analyzing</w:t>
+      </w:r>
+      <w:proofErr w:type="spellEnd"/>
+      <w:r>
+        <w:t xml:space="preserve"> the user journey, I would prioritize simplifying trip planning because it is a high-frequency pain point affecting most trave</w:t>
+      </w:r>
+      <w:r>
+        <w:t>l</w:t>
+      </w:r>
+      <w:r>
+        <w:t xml:space="preserve">lers. The core features would include AI itinerary generation, a unified travel dashboard, collaborative planning, budget tracking, and real-time travel alerts. From a product performance perspective, I would measure success through Trip Creation Rate, Itinerary Completion Rate, Booking </w:t>
+      </w:r>
+      <w:r>
+        <w:lastRenderedPageBreak/>
+        <w:t>Conversion Rate, and D30 Retention. My North Star Metric would be Completed Trips Planned because it directly reflects the value delivered to users."</w:t>
+      </w:r>
+    </w:p>
     <w:sectPr>
       <w:pgSz w:w="11906" w:h="16838"/>
       <w:pgMar w:top="1440" w:right="1440" w:bottom="1440" w:left="1440" w:header="708" w:footer="708" w:gutter="0"/>
